--- a/services/api/assets/source-contract-templates/material-purchase-source.docx
+++ b/services/api/assets/source-contract-templates/material-purchase-source.docx
@@ -1,6 +1,6 @@
 
 <file path=word/document.xml><?xml version="1.0" encoding="utf-8"?>
-<w:document xmlns:wpc="http://schemas.microsoft.com/office/word/2010/wordprocessingCanvas" xmlns:mc="http://schemas.openxmlformats.org/markup-compatibility/2006" xmlns:o="urn:schemas-microsoft-com:office:office" xmlns:r="http://schemas.openxmlformats.org/officeDocument/2006/relationships" xmlns:m="http://schemas.openxmlformats.org/officeDocument/2006/math" xmlns:v="urn:schemas-microsoft-com:vml" xmlns:wp14="http://schemas.microsoft.com/office/word/2010/wordprocessingDrawing" xmlns:wp="http://schemas.openxmlformats.org/drawingml/2006/wordprocessingDrawing" xmlns:w="http://schemas.openxmlformats.org/wordprocessingml/2006/main" xmlns:w14="http://schemas.microsoft.com/office/word/2010/wordml" xmlns:w10="urn:schemas-microsoft-com:office:word" xmlns:w15="http://schemas.microsoft.com/office/word/2012/wordml" xmlns:wpg="http://schemas.microsoft.com/office/word/2010/wordprocessingGroup" xmlns:wpi="http://schemas.microsoft.com/office/word/2010/wordprocessingInk" xmlns:wne="http://schemas.microsoft.com/office/word/2006/wordml" xmlns:wps="http://schemas.microsoft.com/office/word/2010/wordprocessingShape" xmlns:wpsCustomData="http://www.wps.cn/officeDocument/2013/wpsCustomData" mc:Ignorable="w14 w15 wp14">
+<w:document xmlns:wpc="http://schemas.microsoft.com/office/word/2010/wordprocessingCanvas" xmlns:mc="http://schemas.openxmlformats.org/markup-compatibility/2006" xmlns:o="urn:schemas-microsoft-com:office:office" xmlns:r="http://schemas.openxmlformats.org/officeDocument/2006/relationships" xmlns:m="http://schemas.openxmlformats.org/officeDocument/2006/math" xmlns:v="urn:schemas-microsoft-com:vml" xmlns:wp14="http://schemas.microsoft.com/office/word/2010/wordprocessingDrawing" xmlns:wp="http://schemas.openxmlformats.org/drawingml/2006/wordprocessingDrawing" xmlns:w="http://schemas.openxmlformats.org/wordprocessingml/2006/main" xmlns:w14="http://schemas.microsoft.com/office/word/2010/wordml" xmlns:w10="urn:schemas-microsoft-com:office:word" xmlns:w15="http://schemas.microsoft.com/office/word/2012/wordml" xmlns:wpg="http://schemas.microsoft.com/office/word/2010/wordprocessingGroup" xmlns:wpi="http://schemas.microsoft.com/office/word/2010/wordprocessingInk" xmlns:wne="http://schemas.microsoft.com/office/word/2006/wordml" xmlns:wps="http://schemas.microsoft.com/office/word/2010/wordprocessingShape" mc:Ignorable="w14 w15 wp14">
   <w:body>
     <w:p>
       <w:pPr>
@@ -13246,7 +13246,7 @@
 </file>
 
 <file path=word/footer1.xml><?xml version="1.0" encoding="utf-8"?>
-<w:ftr xmlns:wpc="http://schemas.microsoft.com/office/word/2010/wordprocessingCanvas" xmlns:mc="http://schemas.openxmlformats.org/markup-compatibility/2006" xmlns:o="urn:schemas-microsoft-com:office:office" xmlns:r="http://schemas.openxmlformats.org/officeDocument/2006/relationships" xmlns:m="http://schemas.openxmlformats.org/officeDocument/2006/math" xmlns:v="urn:schemas-microsoft-com:vml" xmlns:wp14="http://schemas.microsoft.com/office/word/2010/wordprocessingDrawing" xmlns:wp="http://schemas.openxmlformats.org/drawingml/2006/wordprocessingDrawing" xmlns:w10="urn:schemas-microsoft-com:office:word" xmlns:w="http://schemas.openxmlformats.org/wordprocessingml/2006/main" xmlns:w14="http://schemas.microsoft.com/office/word/2010/wordml" xmlns:w15="http://schemas.microsoft.com/office/word/2012/wordml" xmlns:wpg="http://schemas.microsoft.com/office/word/2010/wordprocessingGroup" xmlns:wpi="http://schemas.microsoft.com/office/word/2010/wordprocessingInk" xmlns:wne="http://schemas.microsoft.com/office/word/2006/wordml" xmlns:wps="http://schemas.microsoft.com/office/word/2010/wordprocessingShape" xmlns:wpsCustomData="http://www.wps.cn/officeDocument/2013/wpsCustomData" mc:Ignorable="w14 w15 wp14">
+<w:ftr xmlns:wpc="http://schemas.microsoft.com/office/word/2010/wordprocessingCanvas" xmlns:mc="http://schemas.openxmlformats.org/markup-compatibility/2006" xmlns:o="urn:schemas-microsoft-com:office:office" xmlns:r="http://schemas.openxmlformats.org/officeDocument/2006/relationships" xmlns:m="http://schemas.openxmlformats.org/officeDocument/2006/math" xmlns:v="urn:schemas-microsoft-com:vml" xmlns:wp14="http://schemas.microsoft.com/office/word/2010/wordprocessingDrawing" xmlns:wp="http://schemas.openxmlformats.org/drawingml/2006/wordprocessingDrawing" xmlns:w10="urn:schemas-microsoft-com:office:word" xmlns:w="http://schemas.openxmlformats.org/wordprocessingml/2006/main" xmlns:w14="http://schemas.microsoft.com/office/word/2010/wordml" xmlns:w15="http://schemas.microsoft.com/office/word/2012/wordml" xmlns:wpg="http://schemas.microsoft.com/office/word/2010/wordprocessingGroup" xmlns:wpi="http://schemas.microsoft.com/office/word/2010/wordprocessingInk" xmlns:wne="http://schemas.microsoft.com/office/word/2006/wordml" xmlns:wps="http://schemas.microsoft.com/office/word/2010/wordprocessingShape" mc:Ignorable="w14 w15 wp14">
   <w:p>
     <w:pPr>
       <w:spacing w:before="0" w:after="0" w:line="14" w:lineRule="auto"/>
@@ -13380,7 +13380,7 @@
 </file>
 
 <file path=word/footer2.xml><?xml version="1.0" encoding="utf-8"?>
-<w:ftr xmlns:wpc="http://schemas.microsoft.com/office/word/2010/wordprocessingCanvas" xmlns:mc="http://schemas.openxmlformats.org/markup-compatibility/2006" xmlns:o="urn:schemas-microsoft-com:office:office" xmlns:r="http://schemas.openxmlformats.org/officeDocument/2006/relationships" xmlns:m="http://schemas.openxmlformats.org/officeDocument/2006/math" xmlns:v="urn:schemas-microsoft-com:vml" xmlns:wp14="http://schemas.microsoft.com/office/word/2010/wordprocessingDrawing" xmlns:wp="http://schemas.openxmlformats.org/drawingml/2006/wordprocessingDrawing" xmlns:w10="urn:schemas-microsoft-com:office:word" xmlns:w="http://schemas.openxmlformats.org/wordprocessingml/2006/main" xmlns:w14="http://schemas.microsoft.com/office/word/2010/wordml" xmlns:w15="http://schemas.microsoft.com/office/word/2012/wordml" xmlns:wpg="http://schemas.microsoft.com/office/word/2010/wordprocessingGroup" xmlns:wpi="http://schemas.microsoft.com/office/word/2010/wordprocessingInk" xmlns:wne="http://schemas.microsoft.com/office/word/2006/wordml" xmlns:wps="http://schemas.microsoft.com/office/word/2010/wordprocessingShape" xmlns:wpsCustomData="http://www.wps.cn/officeDocument/2013/wpsCustomData" mc:Ignorable="w14 w15 wp14">
+<w:ftr xmlns:wpc="http://schemas.microsoft.com/office/word/2010/wordprocessingCanvas" xmlns:mc="http://schemas.openxmlformats.org/markup-compatibility/2006" xmlns:o="urn:schemas-microsoft-com:office:office" xmlns:r="http://schemas.openxmlformats.org/officeDocument/2006/relationships" xmlns:m="http://schemas.openxmlformats.org/officeDocument/2006/math" xmlns:v="urn:schemas-microsoft-com:vml" xmlns:wp14="http://schemas.microsoft.com/office/word/2010/wordprocessingDrawing" xmlns:wp="http://schemas.openxmlformats.org/drawingml/2006/wordprocessingDrawing" xmlns:w10="urn:schemas-microsoft-com:office:word" xmlns:w="http://schemas.openxmlformats.org/wordprocessingml/2006/main" xmlns:w14="http://schemas.microsoft.com/office/word/2010/wordml" xmlns:w15="http://schemas.microsoft.com/office/word/2012/wordml" xmlns:wpg="http://schemas.microsoft.com/office/word/2010/wordprocessingGroup" xmlns:wpi="http://schemas.microsoft.com/office/word/2010/wordprocessingInk" xmlns:wne="http://schemas.microsoft.com/office/word/2006/wordml" xmlns:wps="http://schemas.microsoft.com/office/word/2010/wordprocessingShape" mc:Ignorable="w14 w15 wp14">
   <w:p>
     <w:pPr>
       <w:spacing w:before="0" w:after="0" w:line="14" w:lineRule="auto"/>
@@ -13560,7 +13560,7 @@
 </file>
 
 <file path=word/styles.xml><?xml version="1.0" encoding="utf-8"?>
-<w:styles xmlns:mc="http://schemas.openxmlformats.org/markup-compatibility/2006" xmlns:o="urn:schemas-microsoft-com:office:office" xmlns:r="http://schemas.openxmlformats.org/officeDocument/2006/relationships" xmlns:m="http://schemas.openxmlformats.org/officeDocument/2006/math" xmlns:v="urn:schemas-microsoft-com:vml" xmlns:w="http://schemas.openxmlformats.org/wordprocessingml/2006/main" xmlns:w14="http://schemas.microsoft.com/office/word/2010/wordml" xmlns:w10="urn:schemas-microsoft-com:office:word" xmlns:sl="http://schemas.openxmlformats.org/schemaLibrary/2006/main" xmlns:wpsCustomData="http://www.wps.cn/officeDocument/2013/wpsCustomData" mc:Ignorable="w14">
+<w:styles xmlns:mc="http://schemas.openxmlformats.org/markup-compatibility/2006" xmlns:o="urn:schemas-microsoft-com:office:office" xmlns:r="http://schemas.openxmlformats.org/officeDocument/2006/relationships" xmlns:m="http://schemas.openxmlformats.org/officeDocument/2006/math" xmlns:v="urn:schemas-microsoft-com:vml" xmlns:w="http://schemas.openxmlformats.org/wordprocessingml/2006/main" xmlns:w14="http://schemas.microsoft.com/office/word/2010/wordml" xmlns:w10="urn:schemas-microsoft-com:office:word" xmlns:sl="http://schemas.openxmlformats.org/schemaLibrary/2006/main" mc:Ignorable="w14">
   <w:docDefaults>
     <w:rPrDefault>
       <w:rPr>
@@ -13917,9 +13917,9 @@
 </file>
 
 <file path=word/theme/theme1.xml><?xml version="1.0" encoding="utf-8"?>
-<a:theme xmlns:a="http://schemas.openxmlformats.org/drawingml/2006/main" name="WPS">
+<a:theme xmlns:a="http://schemas.openxmlformats.org/drawingml/2006/main" name="建工智管">
   <a:themeElements>
-    <a:clrScheme name="WPS">
+    <a:clrScheme name="建工智管">
       <a:dk1>
         <a:sysClr val="windowText" lastClr="000000"/>
       </a:dk1>
@@ -13957,7 +13957,7 @@
         <a:srgbClr val="7E1FAD"/>
       </a:folHlink>
     </a:clrScheme>
-    <a:fontScheme name="WPS">
+    <a:fontScheme name="建工智管">
       <a:majorFont>
         <a:latin typeface="Calibri Light"/>
         <a:ea typeface=""/>
@@ -14029,7 +14029,7 @@
         <a:font script="Geor" typeface="Sylfaen"/>
       </a:minorFont>
     </a:fontScheme>
-    <a:fmtScheme name="WPS">
+    <a:fmtScheme name="建工智管">
       <a:fillStyleLst>
         <a:solidFill>
           <a:schemeClr val="phClr"/>
@@ -14161,23 +14161,4 @@
   </a:themeElements>
   <a:objectDefaults/>
 </a:theme>
-</file>
-
-<file path=customXml/item1.xml><?xml version="1.0" encoding="utf-8"?>
-<s:customData xmlns="http://www.wps.cn/officeDocument/2013/wpsCustomData" xmlns:s="http://www.wps.cn/officeDocument/2013/wpsCustomData">
-  <customSectProps>
-    <customSectPr/>
-  </customSectProps>
-  <customShpExts>
-    <customShpInfo spid="_x0000_s1026" textRotate="1"/>
-  </customShpExts>
-</s:customData>
-</file>
-
-<file path=customXml/itemProps1.xml><?xml version="1.0" encoding="utf-8"?>
-<ds:datastoreItem xmlns:ds="http://schemas.openxmlformats.org/officeDocument/2006/customXml" ds:itemID="{B1977F7D-205B-4081-913C-38D41E755F92}">
-  <ds:schemaRefs>
-    <ds:schemaRef ds:uri="http://www.wps.cn/officeDocument/2013/wpsCustomData"/>
-  </ds:schemaRefs>
-</ds:datastoreItem>
 </file>